--- a/lessons/7-7/homework.docx
+++ b/lessons/7-7/homework.docx
@@ -106,7 +106,55 @@
     </w:p>
     <w:p>
       <w:pPr>
-        <w:spacing w:after="60"/>
+        <w:keepNext/>
+        <w:spacing w:after="20" w:before="80"/>
+        <w:jc w:val="center"/>
+      </w:pPr>
+      <w:r>
+        <w:drawing>
+          <wp:inline distT="0" distB="0" distL="0" distR="0">
+            <wp:extent cx="1047750" cy="790575"/>
+            <wp:effectExtent t="0" r="0" b="0" l="0"/>
+            <wp:docPr id="1" name="" descr="" title=""/>
+            <wp:cNvGraphicFramePr>
+              <a:graphicFrameLocks xmlns:a="http://schemas.openxmlformats.org/drawingml/2006/main" noChangeAspect="1"/>
+            </wp:cNvGraphicFramePr>
+            <a:graphic xmlns:a="http://schemas.openxmlformats.org/drawingml/2006/main">
+              <a:graphicData uri="http://schemas.openxmlformats.org/drawingml/2006/picture">
+                <pic:pic xmlns:pic="http://schemas.openxmlformats.org/drawingml/2006/picture">
+                  <pic:nvPicPr>
+                    <pic:cNvPr id="0" name="" descr=""/>
+                    <pic:cNvPicPr>
+                      <a:picLocks noChangeAspect="1" noChangeArrowheads="1"/>
+                    </pic:cNvPicPr>
+                  </pic:nvPicPr>
+                  <pic:blipFill>
+                    <a:blip r:embed="rId7" cstate="none"/>
+                    <a:srcRect/>
+                    <a:stretch>
+                      <a:fillRect/>
+                    </a:stretch>
+                  </pic:blipFill>
+                  <pic:spPr bwMode="auto">
+                    <a:xfrm>
+                      <a:off x="0" y="0"/>
+                      <a:ext cx="1047750" cy="790575"/>
+                    </a:xfrm>
+                    <a:prstGeom prst="rect">
+                      <a:avLst/>
+                    </a:prstGeom>
+                  </pic:spPr>
+                </pic:pic>
+              </a:graphicData>
+            </a:graphic>
+          </wp:inline>
+        </w:drawing>
+      </w:r>
+    </w:p>
+    <w:p>
+      <w:pPr>
+        <w:keepNext/>
+        <w:spacing w:after="120"/>
       </w:pPr>
       <w:r>
         <w:rPr>
@@ -116,12 +164,60 @@
         <w:t xml:space="preserve">Model (Modelar)</w:t>
       </w:r>
       <w:r>
-        <w:t xml:space="preserve"> — To represent a real-world situation using an equation or inequality</w:t>
-      </w:r>
-    </w:p>
-    <w:p>
-      <w:pPr>
-        <w:spacing w:after="60"/>
+        <w:t xml:space="preserve"> — To show a real-life situation with an equation or inequality.</w:t>
+      </w:r>
+    </w:p>
+    <w:p>
+      <w:pPr>
+        <w:keepNext/>
+        <w:spacing w:after="20" w:before="80"/>
+        <w:jc w:val="center"/>
+      </w:pPr>
+      <w:r>
+        <w:drawing>
+          <wp:inline distT="0" distB="0" distL="0" distR="0">
+            <wp:extent cx="1047750" cy="790575"/>
+            <wp:effectExtent t="0" r="0" b="0" l="0"/>
+            <wp:docPr id="1" name="" descr="" title=""/>
+            <wp:cNvGraphicFramePr>
+              <a:graphicFrameLocks xmlns:a="http://schemas.openxmlformats.org/drawingml/2006/main" noChangeAspect="1"/>
+            </wp:cNvGraphicFramePr>
+            <a:graphic xmlns:a="http://schemas.openxmlformats.org/drawingml/2006/main">
+              <a:graphicData uri="http://schemas.openxmlformats.org/drawingml/2006/picture">
+                <pic:pic xmlns:pic="http://schemas.openxmlformats.org/drawingml/2006/picture">
+                  <pic:nvPicPr>
+                    <pic:cNvPr id="0" name="" descr=""/>
+                    <pic:cNvPicPr>
+                      <a:picLocks noChangeAspect="1" noChangeArrowheads="1"/>
+                    </pic:cNvPicPr>
+                  </pic:nvPicPr>
+                  <pic:blipFill>
+                    <a:blip r:embed="rId8" cstate="none"/>
+                    <a:srcRect/>
+                    <a:stretch>
+                      <a:fillRect/>
+                    </a:stretch>
+                  </pic:blipFill>
+                  <pic:spPr bwMode="auto">
+                    <a:xfrm>
+                      <a:off x="0" y="0"/>
+                      <a:ext cx="1047750" cy="790575"/>
+                    </a:xfrm>
+                    <a:prstGeom prst="rect">
+                      <a:avLst/>
+                    </a:prstGeom>
+                  </pic:spPr>
+                </pic:pic>
+              </a:graphicData>
+            </a:graphic>
+          </wp:inline>
+        </w:drawing>
+      </w:r>
+    </w:p>
+    <w:p>
+      <w:pPr>
+        <w:keepNext/>
+        <w:spacing w:after="120"/>
       </w:pPr>
       <w:r>
         <w:rPr>
@@ -131,12 +227,60 @@
         <w:t xml:space="preserve">Equation (Ecuación)</w:t>
       </w:r>
       <w:r>
-        <w:t xml:space="preserve"> — A mathematical sentence that uses an equal sign to show two expressions have the same value</w:t>
-      </w:r>
-    </w:p>
-    <w:p>
-      <w:pPr>
-        <w:spacing w:after="60"/>
+        <w:t xml:space="preserve"> — A math sentence with an equal sign showing both sides are the same.</w:t>
+      </w:r>
+    </w:p>
+    <w:p>
+      <w:pPr>
+        <w:keepNext/>
+        <w:spacing w:after="20" w:before="80"/>
+        <w:jc w:val="center"/>
+      </w:pPr>
+      <w:r>
+        <w:drawing>
+          <wp:inline distT="0" distB="0" distL="0" distR="0">
+            <wp:extent cx="1047750" cy="790575"/>
+            <wp:effectExtent t="0" r="0" b="0" l="0"/>
+            <wp:docPr id="1" name="" descr="" title=""/>
+            <wp:cNvGraphicFramePr>
+              <a:graphicFrameLocks xmlns:a="http://schemas.openxmlformats.org/drawingml/2006/main" noChangeAspect="1"/>
+            </wp:cNvGraphicFramePr>
+            <a:graphic xmlns:a="http://schemas.openxmlformats.org/drawingml/2006/main">
+              <a:graphicData uri="http://schemas.openxmlformats.org/drawingml/2006/picture">
+                <pic:pic xmlns:pic="http://schemas.openxmlformats.org/drawingml/2006/picture">
+                  <pic:nvPicPr>
+                    <pic:cNvPr id="0" name="" descr=""/>
+                    <pic:cNvPicPr>
+                      <a:picLocks noChangeAspect="1" noChangeArrowheads="1"/>
+                    </pic:cNvPicPr>
+                  </pic:nvPicPr>
+                  <pic:blipFill>
+                    <a:blip r:embed="rId9" cstate="none"/>
+                    <a:srcRect/>
+                    <a:stretch>
+                      <a:fillRect/>
+                    </a:stretch>
+                  </pic:blipFill>
+                  <pic:spPr bwMode="auto">
+                    <a:xfrm>
+                      <a:off x="0" y="0"/>
+                      <a:ext cx="1047750" cy="790575"/>
+                    </a:xfrm>
+                    <a:prstGeom prst="rect">
+                      <a:avLst/>
+                    </a:prstGeom>
+                  </pic:spPr>
+                </pic:pic>
+              </a:graphicData>
+            </a:graphic>
+          </wp:inline>
+        </w:drawing>
+      </w:r>
+    </w:p>
+    <w:p>
+      <w:pPr>
+        <w:keepNext/>
+        <w:spacing w:after="120"/>
       </w:pPr>
       <w:r>
         <w:rPr>
@@ -146,12 +290,60 @@
         <w:t xml:space="preserve">Inequality (Desigualdad)</w:t>
       </w:r>
       <w:r>
-        <w:t xml:space="preserve"> — A mathematical sentence that compares two expressions using &lt;, &gt;, ≤, or ≥</w:t>
-      </w:r>
-    </w:p>
-    <w:p>
-      <w:pPr>
-        <w:spacing w:after="60"/>
+        <w:t xml:space="preserve"> — A math sentence that compares two sides with &lt;, &gt;, ≤, or ≥.</w:t>
+      </w:r>
+    </w:p>
+    <w:p>
+      <w:pPr>
+        <w:keepNext/>
+        <w:spacing w:after="20" w:before="80"/>
+        <w:jc w:val="center"/>
+      </w:pPr>
+      <w:r>
+        <w:drawing>
+          <wp:inline distT="0" distB="0" distL="0" distR="0">
+            <wp:extent cx="1047750" cy="790575"/>
+            <wp:effectExtent t="0" r="0" b="0" l="0"/>
+            <wp:docPr id="1" name="" descr="" title=""/>
+            <wp:cNvGraphicFramePr>
+              <a:graphicFrameLocks xmlns:a="http://schemas.openxmlformats.org/drawingml/2006/main" noChangeAspect="1"/>
+            </wp:cNvGraphicFramePr>
+            <a:graphic xmlns:a="http://schemas.openxmlformats.org/drawingml/2006/main">
+              <a:graphicData uri="http://schemas.openxmlformats.org/drawingml/2006/picture">
+                <pic:pic xmlns:pic="http://schemas.openxmlformats.org/drawingml/2006/picture">
+                  <pic:nvPicPr>
+                    <pic:cNvPr id="0" name="" descr=""/>
+                    <pic:cNvPicPr>
+                      <a:picLocks noChangeAspect="1" noChangeArrowheads="1"/>
+                    </pic:cNvPicPr>
+                  </pic:nvPicPr>
+                  <pic:blipFill>
+                    <a:blip r:embed="rId10" cstate="none"/>
+                    <a:srcRect/>
+                    <a:stretch>
+                      <a:fillRect/>
+                    </a:stretch>
+                  </pic:blipFill>
+                  <pic:spPr bwMode="auto">
+                    <a:xfrm>
+                      <a:off x="0" y="0"/>
+                      <a:ext cx="1047750" cy="790575"/>
+                    </a:xfrm>
+                    <a:prstGeom prst="rect">
+                      <a:avLst/>
+                    </a:prstGeom>
+                  </pic:spPr>
+                </pic:pic>
+              </a:graphicData>
+            </a:graphic>
+          </wp:inline>
+        </w:drawing>
+      </w:r>
+    </w:p>
+    <w:p>
+      <w:pPr>
+        <w:keepNext/>
+        <w:spacing w:after="120"/>
       </w:pPr>
       <w:r>
         <w:rPr>
@@ -161,7 +353,133 @@
         <w:t xml:space="preserve">Reasonableness (Razonabilidad)</w:t>
       </w:r>
       <w:r>
-        <w:t xml:space="preserve"> — Checking whether an answer makes sense in the context of the problem</w:t>
+        <w:t xml:space="preserve"> — Checking if your answer makes sense.</w:t>
+      </w:r>
+    </w:p>
+    <w:p>
+      <w:pPr>
+        <w:keepNext/>
+        <w:spacing w:after="20" w:before="80"/>
+        <w:jc w:val="center"/>
+      </w:pPr>
+      <w:r>
+        <w:drawing>
+          <wp:inline distT="0" distB="0" distL="0" distR="0">
+            <wp:extent cx="1047750" cy="790575"/>
+            <wp:effectExtent t="0" r="0" b="0" l="0"/>
+            <wp:docPr id="1" name="" descr="" title=""/>
+            <wp:cNvGraphicFramePr>
+              <a:graphicFrameLocks xmlns:a="http://schemas.openxmlformats.org/drawingml/2006/main" noChangeAspect="1"/>
+            </wp:cNvGraphicFramePr>
+            <a:graphic xmlns:a="http://schemas.openxmlformats.org/drawingml/2006/main">
+              <a:graphicData uri="http://schemas.openxmlformats.org/drawingml/2006/picture">
+                <pic:pic xmlns:pic="http://schemas.openxmlformats.org/drawingml/2006/picture">
+                  <pic:nvPicPr>
+                    <pic:cNvPr id="0" name="" descr=""/>
+                    <pic:cNvPicPr>
+                      <a:picLocks noChangeAspect="1" noChangeArrowheads="1"/>
+                    </pic:cNvPicPr>
+                  </pic:nvPicPr>
+                  <pic:blipFill>
+                    <a:blip r:embed="rId11" cstate="none"/>
+                    <a:srcRect/>
+                    <a:stretch>
+                      <a:fillRect/>
+                    </a:stretch>
+                  </pic:blipFill>
+                  <pic:spPr bwMode="auto">
+                    <a:xfrm>
+                      <a:off x="0" y="0"/>
+                      <a:ext cx="1047750" cy="790575"/>
+                    </a:xfrm>
+                    <a:prstGeom prst="rect">
+                      <a:avLst/>
+                    </a:prstGeom>
+                  </pic:spPr>
+                </pic:pic>
+              </a:graphicData>
+            </a:graphic>
+          </wp:inline>
+        </w:drawing>
+      </w:r>
+    </w:p>
+    <w:p>
+      <w:pPr>
+        <w:keepNext/>
+        <w:spacing w:after="120"/>
+      </w:pPr>
+      <w:r>
+        <w:rPr>
+          <w:b/>
+          <w:bCs/>
+        </w:rPr>
+        <w:t xml:space="preserve">Variable (Variable)</w:t>
+      </w:r>
+      <w:r>
+        <w:t xml:space="preserve"> — A letter that stands for the unknown amount in a word problem.</w:t>
+      </w:r>
+    </w:p>
+    <w:p>
+      <w:pPr>
+        <w:keepNext/>
+        <w:spacing w:after="20" w:before="80"/>
+        <w:jc w:val="center"/>
+      </w:pPr>
+      <w:r>
+        <w:drawing>
+          <wp:inline distT="0" distB="0" distL="0" distR="0">
+            <wp:extent cx="1047750" cy="790575"/>
+            <wp:effectExtent t="0" r="0" b="0" l="0"/>
+            <wp:docPr id="1" name="" descr="" title=""/>
+            <wp:cNvGraphicFramePr>
+              <a:graphicFrameLocks xmlns:a="http://schemas.openxmlformats.org/drawingml/2006/main" noChangeAspect="1"/>
+            </wp:cNvGraphicFramePr>
+            <a:graphic xmlns:a="http://schemas.openxmlformats.org/drawingml/2006/main">
+              <a:graphicData uri="http://schemas.openxmlformats.org/drawingml/2006/picture">
+                <pic:pic xmlns:pic="http://schemas.openxmlformats.org/drawingml/2006/picture">
+                  <pic:nvPicPr>
+                    <pic:cNvPr id="0" name="" descr=""/>
+                    <pic:cNvPicPr>
+                      <a:picLocks noChangeAspect="1" noChangeArrowheads="1"/>
+                    </pic:cNvPicPr>
+                  </pic:nvPicPr>
+                  <pic:blipFill>
+                    <a:blip r:embed="rId12" cstate="none"/>
+                    <a:srcRect/>
+                    <a:stretch>
+                      <a:fillRect/>
+                    </a:stretch>
+                  </pic:blipFill>
+                  <pic:spPr bwMode="auto">
+                    <a:xfrm>
+                      <a:off x="0" y="0"/>
+                      <a:ext cx="1047750" cy="790575"/>
+                    </a:xfrm>
+                    <a:prstGeom prst="rect">
+                      <a:avLst/>
+                    </a:prstGeom>
+                  </pic:spPr>
+                </pic:pic>
+              </a:graphicData>
+            </a:graphic>
+          </wp:inline>
+        </w:drawing>
+      </w:r>
+    </w:p>
+    <w:p>
+      <w:pPr>
+        <w:keepNext/>
+        <w:spacing w:after="120"/>
+      </w:pPr>
+      <w:r>
+        <w:rPr>
+          <w:b/>
+          <w:bCs/>
+        </w:rPr>
+        <w:t xml:space="preserve">Constraint (Restricción)</w:t>
+      </w:r>
+      <w:r>
+        <w:t xml:space="preserve"> — A limit in a problem that tells what values are allowed.</w:t>
       </w:r>
     </w:p>
     <w:p>

--- a/lessons/7-7/homework.docx
+++ b/lessons/7-7/homework.docx
@@ -24,7 +24,7 @@
           <w:i/>
           <w:iCs/>
         </w:rPr>
-        <w:t xml:space="preserve">Lesson 7-7  •  Standard 6.EE.7</w:t>
+        <w:t xml:space="preserve">Lesson 7-7  •  Standard 6.AT.8</w:t>
       </w:r>
     </w:p>
     <w:p>
@@ -958,39 +958,43 @@
           <w:b/>
           <w:bCs/>
         </w:rPr>
-        <w:t xml:space="preserve">5. A taxi charges $3 plus $2 per mile. The ride cost $15. Which equation finds the miles m?</w:t>
-      </w:r>
-    </w:p>
-    <w:p>
-      <w:pPr>
-        <w:spacing w:after="40" w:before="0"/>
-      </w:pPr>
-      <w:r>
-        <w:t xml:space="preserve">     A. 2m + 3 = 15</w:t>
-      </w:r>
-    </w:p>
-    <w:p>
-      <w:pPr>
-        <w:spacing w:after="40" w:before="0"/>
-      </w:pPr>
-      <w:r>
-        <w:t xml:space="preserve">     B. 3m + 2 = 15</w:t>
-      </w:r>
-    </w:p>
-    <w:p>
-      <w:pPr>
-        <w:spacing w:after="40" w:before="0"/>
-      </w:pPr>
-      <w:r>
-        <w:t xml:space="preserve">     C. 2m = 15</w:t>
-      </w:r>
-    </w:p>
-    <w:p>
-      <w:pPr>
-        <w:spacing w:after="40" w:before="0"/>
-      </w:pPr>
-      <w:r>
-        <w:t xml:space="preserve">     D. m + 2 = 15</w:t>
+        <w:t xml:space="preserve">5. onLevel — Spot the Common Mistake</w:t>
+      </w:r>
+    </w:p>
+    <w:p>
+      <w:pPr>
+        <w:spacing w:after="40" w:before="0"/>
+      </w:pPr>
+      <w:r>
+        <w:t xml:space="preserve">   Step 1 (Read): A student is working on Equations and Inequalities Problem Solving.</w:t>
+      </w:r>
+    </w:p>
+    <w:p>
+      <w:pPr>
+        <w:spacing w:after="40" w:before="0"/>
+      </w:pPr>
+      <w:r>
+        <w:t xml:space="preserve">   Step 2 (Attempt): They ignored the rule: 'Equals' or 'exactly' points to an equation (=); 'at least, at most, more than, fewer than' points to an inequality.</w:t>
+      </w:r>
+    </w:p>
+    <w:p>
+      <w:pPr>
+        <w:spacing w:after="40" w:before="0"/>
+      </w:pPr>
+      <w:r>
+        <w:t xml:space="preserve">   Step 3 (Check): The answer does not match the math rule from class.</w:t>
+      </w:r>
+    </w:p>
+    <w:p>
+      <w:pPr>
+        <w:spacing w:after="60" w:before="0"/>
+      </w:pPr>
+      <w:r>
+        <w:rPr>
+          <w:i/>
+          <w:iCs/>
+        </w:rPr>
+        <w:t xml:space="preserve">Which step has the mistake? Explain and fix it:</w:t>
       </w:r>
     </w:p>
     <w:p>
@@ -1006,6 +1010,28 @@
     </w:p>
     <w:p>
       <w:pPr>
+        <w:spacing w:after="60" w:before="120"/>
+      </w:pPr>
+      <w:r>
+        <w:rPr>
+          <w:color w:val="BBBBBB"/>
+        </w:rPr>
+        <w:t xml:space="preserve">______________________________________________________________________</w:t>
+      </w:r>
+    </w:p>
+    <w:p>
+      <w:pPr>
+        <w:spacing w:after="60" w:before="120"/>
+      </w:pPr>
+      <w:r>
+        <w:rPr>
+          <w:color w:val="BBBBBB"/>
+        </w:rPr>
+        <w:t xml:space="preserve">______________________________________________________________________</w:t>
+      </w:r>
+    </w:p>
+    <w:p>
+      <w:pPr>
         <w:spacing w:after="80" w:before="0"/>
       </w:pPr>
       <w:r>
@@ -1013,39 +1039,67 @@
           <w:b/>
           <w:bCs/>
         </w:rPr>
-        <w:t xml:space="preserve">6. Solve: 4x = 28. How many items if each is $4 and total is $28?</w:t>
-      </w:r>
-    </w:p>
-    <w:p>
-      <w:pPr>
-        <w:spacing w:after="40" w:before="0"/>
-      </w:pPr>
-      <w:r>
-        <w:t xml:space="preserve">     A. x = 7</w:t>
-      </w:r>
-    </w:p>
-    <w:p>
-      <w:pPr>
-        <w:spacing w:after="40" w:before="0"/>
-      </w:pPr>
-      <w:r>
-        <w:t xml:space="preserve">     B. x = 32</w:t>
-      </w:r>
-    </w:p>
-    <w:p>
-      <w:pPr>
-        <w:spacing w:after="40" w:before="0"/>
-      </w:pPr>
-      <w:r>
-        <w:t xml:space="preserve">     C. x = 24</w:t>
-      </w:r>
-    </w:p>
-    <w:p>
-      <w:pPr>
-        <w:spacing w:after="40" w:before="0"/>
-      </w:pPr>
-      <w:r>
-        <w:t xml:space="preserve">     D. x = 112</w:t>
+        <w:t xml:space="preserve">6. Room 1: The case board is a mess. Sort each clue into whether it needs an EQUATION (one exact total) or an INEQUALITY (a limit or range).</w:t>
+      </w:r>
+    </w:p>
+    <w:p>
+      <w:pPr>
+        <w:spacing w:after="80" w:before="0"/>
+      </w:pPr>
+      <w:r>
+        <w:rPr>
+          <w:i/>
+          <w:iCs/>
+        </w:rPr>
+        <w:t xml:space="preserve">Groups: Needs an Equation (=)   |   Needs an Inequality (&lt;, &gt;, ≤, ≥)</w:t>
+      </w:r>
+    </w:p>
+    <w:p>
+      <w:pPr>
+        <w:spacing w:after="40" w:before="0"/>
+      </w:pPr>
+      <w:r>
+        <w:t xml:space="preserve">   • The ransom was split equally among 5 suspects, giving each $40.   → __________________</w:t>
+      </w:r>
+    </w:p>
+    <w:p>
+      <w:pPr>
+        <w:spacing w:after="40" w:before="0"/>
+      </w:pPr>
+      <w:r>
+        <w:t xml:space="preserve">   • A number of fingerprints plus 9 equals 21.   → __________________</w:t>
+      </w:r>
+    </w:p>
+    <w:p>
+      <w:pPr>
+        <w:spacing w:after="40" w:before="0"/>
+      </w:pPr>
+      <w:r>
+        <w:t xml:space="preserve">   • The getaway car held no more than 6 bags of loot.   → __________________</w:t>
+      </w:r>
+    </w:p>
+    <w:p>
+      <w:pPr>
+        <w:spacing w:after="40" w:before="0"/>
+      </w:pPr>
+      <w:r>
+        <w:t xml:space="preserve">   • The alarm must stay on for at least 30 minutes.   → __________________</w:t>
+      </w:r>
+    </w:p>
+    <w:p>
+      <w:pPr>
+        <w:spacing w:after="40" w:before="0"/>
+      </w:pPr>
+      <w:r>
+        <w:t xml:space="preserve">   • The witness saw fewer than 4 accomplices.   → __________________</w:t>
+      </w:r>
+    </w:p>
+    <w:p>
+      <w:pPr>
+        <w:spacing w:after="40" w:before="0"/>
+      </w:pPr>
+      <w:r>
+        <w:t xml:space="preserve">   • Three identical safes hold exactly 75 coins in all.   → __________________</w:t>
       </w:r>
     </w:p>
     <w:p>
@@ -1068,39 +1122,39 @@
           <w:b/>
           <w:bCs/>
         </w:rPr>
-        <w:t xml:space="preserve">7. You have $50 and spend $8 per ticket. Which inequality shows how many tickets t you can buy?</w:t>
-      </w:r>
-    </w:p>
-    <w:p>
-      <w:pPr>
-        <w:spacing w:after="40" w:before="0"/>
-      </w:pPr>
-      <w:r>
-        <w:t xml:space="preserve">     A. 8t ≤ 50</w:t>
-      </w:r>
-    </w:p>
-    <w:p>
-      <w:pPr>
-        <w:spacing w:after="40" w:before="0"/>
-      </w:pPr>
-      <w:r>
-        <w:t xml:space="preserve">     B. 8t ≥ 50</w:t>
-      </w:r>
-    </w:p>
-    <w:p>
-      <w:pPr>
-        <w:spacing w:after="40" w:before="0"/>
-      </w:pPr>
-      <w:r>
-        <w:t xml:space="preserve">     C. t + 8 ≤ 50</w:t>
-      </w:r>
-    </w:p>
-    <w:p>
-      <w:pPr>
-        <w:spacing w:after="40" w:before="0"/>
-      </w:pPr>
-      <w:r>
-        <w:t xml:space="preserve">     D. 8t = 50</w:t>
+        <w:t xml:space="preserve">7. Room 2: The vault keypad clue reads, 'A number of stolen coins plus 6 equals 14.' Solve x + 6 = 14 to find the code x.</w:t>
+      </w:r>
+    </w:p>
+    <w:p>
+      <w:pPr>
+        <w:spacing w:after="40" w:before="0"/>
+      </w:pPr>
+      <w:r>
+        <w:t xml:space="preserve">     A. x = 8</w:t>
+      </w:r>
+    </w:p>
+    <w:p>
+      <w:pPr>
+        <w:spacing w:after="40" w:before="0"/>
+      </w:pPr>
+      <w:r>
+        <w:t xml:space="preserve">     B. x = 20</w:t>
+      </w:r>
+    </w:p>
+    <w:p>
+      <w:pPr>
+        <w:spacing w:after="40" w:before="0"/>
+      </w:pPr>
+      <w:r>
+        <w:t xml:space="preserve">     C. x = 6</w:t>
+      </w:r>
+    </w:p>
+    <w:p>
+      <w:pPr>
+        <w:spacing w:after="40" w:before="0"/>
+      </w:pPr>
+      <w:r>
+        <w:t xml:space="preserve">     D. x = 2</w:t>
       </w:r>
     </w:p>
     <w:p>
@@ -1123,41 +1177,257 @@
           <w:b/>
           <w:bCs/>
         </w:rPr>
-        <w:t xml:space="preserve">8. Solve: x − 12 = 20.</w:t>
-      </w:r>
-    </w:p>
-    <w:p>
-      <w:pPr>
-        <w:spacing w:after="40" w:before="0"/>
-      </w:pPr>
-      <w:r>
-        <w:t xml:space="preserve">     A. x = 32</w:t>
-      </w:r>
-    </w:p>
-    <w:p>
-      <w:pPr>
-        <w:spacing w:after="40" w:before="0"/>
-      </w:pPr>
-      <w:r>
-        <w:t xml:space="preserve">     B. x = 8</w:t>
-      </w:r>
-    </w:p>
-    <w:p>
-      <w:pPr>
-        <w:spacing w:after="40" w:before="0"/>
-      </w:pPr>
-      <w:r>
-        <w:t xml:space="preserve">     C. x = 240</w:t>
-      </w:r>
-    </w:p>
-    <w:p>
-      <w:pPr>
-        <w:spacing w:after="40" w:before="0"/>
-      </w:pPr>
-      <w:r>
-        <w:t xml:space="preserve">     D. x = -8</w:t>
-      </w:r>
-    </w:p>
+        <w:t xml:space="preserve">8. Room 3: A sign warns, 'The safe holds at most 20 gold bars.' Which inequality models the number of bars x?</w:t>
+      </w:r>
+    </w:p>
+    <w:p>
+      <w:pPr>
+        <w:spacing w:after="40" w:before="0"/>
+      </w:pPr>
+      <w:r>
+        <w:t xml:space="preserve">     A. x ≤ 20</w:t>
+      </w:r>
+    </w:p>
+    <w:p>
+      <w:pPr>
+        <w:spacing w:after="40" w:before="0"/>
+      </w:pPr>
+      <w:r>
+        <w:t xml:space="preserve">     B. x ≥ 20</w:t>
+      </w:r>
+    </w:p>
+    <w:p>
+      <w:pPr>
+        <w:spacing w:after="40" w:before="0"/>
+      </w:pPr>
+      <w:r>
+        <w:t xml:space="preserve">     C. x &gt; 20</w:t>
+      </w:r>
+    </w:p>
+    <w:p>
+      <w:pPr>
+        <w:spacing w:after="40" w:before="0"/>
+      </w:pPr>
+      <w:r>
+        <w:t xml:space="preserve">     D. x = 20</w:t>
+      </w:r>
+    </w:p>
+    <w:p>
+      <w:pPr>
+        <w:spacing w:after="60" w:before="120"/>
+      </w:pPr>
+      <w:r>
+        <w:rPr>
+          <w:color w:val="BBBBBB"/>
+        </w:rPr>
+        <w:t xml:space="preserve">______________________________________________________________________</w:t>
+      </w:r>
+    </w:p>
+    <w:p>
+      <w:pPr>
+        <w:spacing w:after="80" w:before="0"/>
+      </w:pPr>
+      <w:r>
+        <w:rPr>
+          <w:b/>
+          <w:bCs/>
+        </w:rPr>
+        <w:t xml:space="preserve">9. Room 4: A locked drawer clue reads, 'Five identical evidence boxes weigh 60 pounds in all.' Solve 5w = 60 for each box's weight w.</w:t>
+      </w:r>
+    </w:p>
+    <w:p>
+      <w:pPr>
+        <w:spacing w:after="40" w:before="0"/>
+      </w:pPr>
+      <w:r>
+        <w:t xml:space="preserve">     A. w = 12</w:t>
+      </w:r>
+    </w:p>
+    <w:p>
+      <w:pPr>
+        <w:spacing w:after="40" w:before="0"/>
+      </w:pPr>
+      <w:r>
+        <w:t xml:space="preserve">     B. w = 55</w:t>
+      </w:r>
+    </w:p>
+    <w:p>
+      <w:pPr>
+        <w:spacing w:after="40" w:before="0"/>
+      </w:pPr>
+      <w:r>
+        <w:t xml:space="preserve">     C. w = 300</w:t>
+      </w:r>
+    </w:p>
+    <w:p>
+      <w:pPr>
+        <w:spacing w:after="40" w:before="0"/>
+      </w:pPr>
+      <w:r>
+        <w:t xml:space="preserve">     D. w = 65</w:t>
+      </w:r>
+    </w:p>
+    <w:p>
+      <w:pPr>
+        <w:spacing w:after="60" w:before="120"/>
+      </w:pPr>
+      <w:r>
+        <w:rPr>
+          <w:color w:val="BBBBBB"/>
+        </w:rPr>
+        <w:t xml:space="preserve">______________________________________________________________________</w:t>
+      </w:r>
+    </w:p>
+    <w:p>
+      <w:pPr>
+        <w:spacing w:after="80" w:before="0"/>
+      </w:pPr>
+      <w:r>
+        <w:rPr>
+          <w:b/>
+          <w:bCs/>
+        </w:rPr>
+        <w:t xml:space="preserve">10. Room 5: Match each crime-scene clue to the model the detective should write.</w:t>
+      </w:r>
+    </w:p>
+    <w:tbl>
+      <w:tblPr>
+        <w:tblW w:type="pct" w:w="100%"/>
+        <w:tblBorders>
+          <w:top w:val="single" w:color="auto" w:sz="4"/>
+          <w:left w:val="single" w:color="auto" w:sz="4"/>
+          <w:bottom w:val="single" w:color="auto" w:sz="4"/>
+          <w:right w:val="single" w:color="auto" w:sz="4"/>
+          <w:insideH w:val="single" w:color="auto" w:sz="4"/>
+          <w:insideV w:val="single" w:color="auto" w:sz="4"/>
+        </w:tblBorders>
+      </w:tblPr>
+      <w:tblGrid>
+        <w:gridCol w:w="100"/>
+        <w:gridCol w:w="100"/>
+      </w:tblGrid>
+      <w:tr>
+        <w:trPr>
+          <w:tblHeader/>
+        </w:trPr>
+        <w:tc>
+          <w:tcPr>
+            <w:tcW w:type="pct" w:w="50%"/>
+          </w:tcPr>
+          <w:p>
+            <w:r>
+              <w:rPr>
+                <w:b/>
+                <w:bCs/>
+              </w:rPr>
+              <w:t xml:space="preserve">Item</w:t>
+            </w:r>
+          </w:p>
+        </w:tc>
+        <w:tc>
+          <w:tcPr>
+            <w:tcW w:type="pct" w:w="50%"/>
+          </w:tcPr>
+          <w:p>
+            <w:r>
+              <w:rPr>
+                <w:b/>
+                <w:bCs/>
+              </w:rPr>
+              <w:t xml:space="preserve">Answer choices</w:t>
+            </w:r>
+          </w:p>
+        </w:tc>
+      </w:tr>
+      <w:tr>
+        <w:tc>
+          <w:tcPr>
+            <w:tcW w:type="pct" w:w="50%"/>
+          </w:tcPr>
+          <w:p>
+            <w:r>
+              <w:t xml:space="preserve">____  The reward divided among 4 detectives gave each $50.</w:t>
+            </w:r>
+          </w:p>
+        </w:tc>
+        <w:tc>
+          <w:tcPr>
+            <w:tcW w:type="pct" w:w="50%"/>
+          </w:tcPr>
+          <w:p>
+            <w:r>
+              <w:t xml:space="preserve">D. f ≥ 25</w:t>
+            </w:r>
+          </w:p>
+        </w:tc>
+      </w:tr>
+      <w:tr>
+        <w:tc>
+          <w:tcPr>
+            <w:tcW w:type="pct" w:w="50%"/>
+          </w:tcPr>
+          <w:p>
+            <w:r>
+              <w:t xml:space="preserve">____  A number of clues take away 7 leaves exactly 9.</w:t>
+            </w:r>
+          </w:p>
+        </w:tc>
+        <w:tc>
+          <w:tcPr>
+            <w:tcW w:type="pct" w:w="50%"/>
+          </w:tcPr>
+          <w:p>
+            <w:r>
+              <w:t xml:space="preserve">C. h &gt; 8</w:t>
+            </w:r>
+          </w:p>
+        </w:tc>
+      </w:tr>
+      <w:tr>
+        <w:tc>
+          <w:tcPr>
+            <w:tcW w:type="pct" w:w="50%"/>
+          </w:tcPr>
+          <w:p>
+            <w:r>
+              <w:t xml:space="preserve">____  The patrol must last more than 8 hours.</w:t>
+            </w:r>
+          </w:p>
+        </w:tc>
+        <w:tc>
+          <w:tcPr>
+            <w:tcW w:type="pct" w:w="50%"/>
+          </w:tcPr>
+          <w:p>
+            <w:r>
+              <w:t xml:space="preserve">B. c − 7 = 9, so c = 16</w:t>
+            </w:r>
+          </w:p>
+        </w:tc>
+      </w:tr>
+      <w:tr>
+        <w:tc>
+          <w:tcPr>
+            <w:tcW w:type="pct" w:w="50%"/>
+          </w:tcPr>
+          <w:p>
+            <w:r>
+              <w:t xml:space="preserve">____  The locker holds at least 25 files.</w:t>
+            </w:r>
+          </w:p>
+        </w:tc>
+        <w:tc>
+          <w:tcPr>
+            <w:tcW w:type="pct" w:w="50%"/>
+          </w:tcPr>
+          <w:p>
+            <w:r>
+              <w:t xml:space="preserve">A. 4d = 200, so d = 50</w:t>
+            </w:r>
+          </w:p>
+        </w:tc>
+      </w:tr>
+    </w:tbl>
     <w:p>
       <w:pPr>
         <w:spacing w:after="60" w:before="120"/>
@@ -1201,10 +1471,22 @@
     </w:p>
     <w:p>
       <w:pPr>
+        <w:spacing w:after="20" w:before="0"/>
+      </w:pPr>
+      <w:r>
+        <w:t xml:space="preserve">     'Adding 12' to the original number gives 45: p + 12 = 45. Solve: p = 33.</w:t>
+      </w:r>
+    </w:p>
+    <w:p>
+      <w:pPr>
         <w:spacing w:after="80" w:before="0"/>
       </w:pPr>
       <w:r>
-        <w:t xml:space="preserve">     'Adding 12' to the original number gives 45: p + 12 = 45. Solve: p = 33.</w:t>
+        <w:rPr>
+          <w:i/>
+          <w:iCs/>
+        </w:rPr>
+        <w:t xml:space="preserve">     Watch for: A common mistake in Equations and Inequalities Problem Solving is skipping the key idea: "'Equals' or 'exactly' points to an equation (=); 'at least, at most, more than, fewer than' points to an inequality." — always check your work against this rule before you submit.</w:t>
       </w:r>
     </w:p>
     <w:p>
@@ -1221,10 +1503,22 @@
     </w:p>
     <w:p>
       <w:pPr>
+        <w:spacing w:after="20" w:before="0"/>
+      </w:pPr>
+      <w:r>
+        <w:t xml:space="preserve">     3 hours plus additional hours h must be more than 8: 3 + h &gt; 8. Solve: h &gt; 5.</w:t>
+      </w:r>
+    </w:p>
+    <w:p>
+      <w:pPr>
         <w:spacing w:after="80" w:before="0"/>
       </w:pPr>
       <w:r>
-        <w:t xml:space="preserve">     3 hours plus additional hours h must be more than 8: 3 + h &gt; 8. Solve: h &gt; 5.</w:t>
+        <w:rPr>
+          <w:i/>
+          <w:iCs/>
+        </w:rPr>
+        <w:t xml:space="preserve">     Watch for: A common mistake in Equations and Inequalities Problem Solving is skipping the key idea: "'Equals' or 'exactly' points to an equation (=); 'at least, at most, more than, fewer than' points to an inequality." — always check your work against this rule before you submit.</w:t>
       </w:r>
     </w:p>
     <w:p>
@@ -1269,22 +1563,138 @@
     </w:p>
     <w:p>
       <w:pPr>
+        <w:spacing w:after="20" w:before="0"/>
+      </w:pPr>
+      <w:r>
+        <w:t xml:space="preserve">     4 × 13 = 52 ✓. 13 notebooks per box is a reasonable whole number answer.</w:t>
+      </w:r>
+    </w:p>
+    <w:p>
+      <w:pPr>
         <w:spacing w:after="80" w:before="0"/>
       </w:pPr>
       <w:r>
-        <w:t xml:space="preserve">     4 × 13 = 52 ✓. 13 notebooks per box is a reasonable whole number answer.</w:t>
-      </w:r>
-    </w:p>
-    <w:p>
-      <w:pPr>
-        <w:spacing w:after="40" w:before="0"/>
-      </w:pPr>
-      <w:r>
-        <w:rPr>
-          <w:b/>
-          <w:bCs/>
-        </w:rPr>
-        <w:t xml:space="preserve">5. A. 2m + 3 = 15</w:t>
+        <w:rPr>
+          <w:i/>
+          <w:iCs/>
+        </w:rPr>
+        <w:t xml:space="preserve">     Watch for: A common mistake in Equations and Inequalities Problem Solving is skipping the key idea: "'Equals' or 'exactly' points to an equation (=); 'at least, at most, more than, fewer than' points to an inequality." — always check your work against this rule before you submit.</w:t>
+      </w:r>
+    </w:p>
+    <w:p>
+      <w:pPr>
+        <w:spacing w:after="40" w:before="0"/>
+      </w:pPr>
+      <w:r>
+        <w:rPr>
+          <w:b/>
+          <w:bCs/>
+        </w:rPr>
+        <w:t xml:space="preserve">5. onLevel — Spot the Common Mistake</w:t>
+      </w:r>
+    </w:p>
+    <w:p>
+      <w:pPr>
+        <w:spacing w:after="20" w:before="0"/>
+      </w:pPr>
+      <w:r>
+        <w:t xml:space="preserve">     The mistake is in Step 2.</w:t>
+      </w:r>
+    </w:p>
+    <w:p>
+      <w:pPr>
+        <w:spacing w:after="20" w:before="0"/>
+      </w:pPr>
+      <w:r>
+        <w:t xml:space="preserve">     Correct work: Follow the key idea: 'Equals' or 'exactly' points to an equation (=); 'at least, at most, more than, fewer than' points to an inequality.</w:t>
+      </w:r>
+    </w:p>
+    <w:p>
+      <w:pPr>
+        <w:spacing w:after="40" w:before="0"/>
+      </w:pPr>
+      <w:r>
+        <w:rPr>
+          <w:b/>
+          <w:bCs/>
+        </w:rPr>
+        <w:t xml:space="preserve">6. Correct groups:</w:t>
+      </w:r>
+    </w:p>
+    <w:p>
+      <w:pPr>
+        <w:spacing w:after="20" w:before="0"/>
+      </w:pPr>
+      <w:r>
+        <w:t xml:space="preserve">     The ransom was split equally among 5 suspects, giving each $40. → Needs an Equation (=)</w:t>
+      </w:r>
+    </w:p>
+    <w:p>
+      <w:pPr>
+        <w:spacing w:after="20" w:before="0"/>
+      </w:pPr>
+      <w:r>
+        <w:t xml:space="preserve">     A number of fingerprints plus 9 equals 21. → Needs an Equation (=)</w:t>
+      </w:r>
+    </w:p>
+    <w:p>
+      <w:pPr>
+        <w:spacing w:after="20" w:before="0"/>
+      </w:pPr>
+      <w:r>
+        <w:t xml:space="preserve">     The getaway car held no more than 6 bags of loot. → Needs an Inequality (&lt;, &gt;, ≤, ≥)</w:t>
+      </w:r>
+    </w:p>
+    <w:p>
+      <w:pPr>
+        <w:spacing w:after="20" w:before="0"/>
+      </w:pPr>
+      <w:r>
+        <w:t xml:space="preserve">     The alarm must stay on for at least 30 minutes. → Needs an Inequality (&lt;, &gt;, ≤, ≥)</w:t>
+      </w:r>
+    </w:p>
+    <w:p>
+      <w:pPr>
+        <w:spacing w:after="20" w:before="0"/>
+      </w:pPr>
+      <w:r>
+        <w:t xml:space="preserve">     The witness saw fewer than 4 accomplices. → Needs an Inequality (&lt;, &gt;, ≤, ≥)</w:t>
+      </w:r>
+    </w:p>
+    <w:p>
+      <w:pPr>
+        <w:spacing w:after="20" w:before="0"/>
+      </w:pPr>
+      <w:r>
+        <w:t xml:space="preserve">     Three identical safes hold exactly 75 coins in all. → Needs an Equation (=)</w:t>
+      </w:r>
+    </w:p>
+    <w:p>
+      <w:pPr>
+        <w:spacing w:after="40" w:before="0"/>
+      </w:pPr>
+      <w:r>
+        <w:t xml:space="preserve"/>
+      </w:r>
+    </w:p>
+    <w:p>
+      <w:pPr>
+        <w:spacing w:after="40" w:before="0"/>
+      </w:pPr>
+      <w:r>
+        <w:rPr>
+          <w:b/>
+          <w:bCs/>
+        </w:rPr>
+        <w:t xml:space="preserve">7. A. x = 8</w:t>
+      </w:r>
+    </w:p>
+    <w:p>
+      <w:pPr>
+        <w:spacing w:after="20" w:before="0"/>
+      </w:pPr>
+      <w:r>
+        <w:t xml:space="preserve">     Subtract 6 from both sides: x = 14 − 6 = 8. Check: 8 + 6 = 14 ✓</w:t>
       </w:r>
     </w:p>
     <w:p>
@@ -1292,19 +1702,31 @@
         <w:spacing w:after="80" w:before="0"/>
       </w:pPr>
       <w:r>
-        <w:t xml:space="preserve">     Base $3 plus $2 per mile: 2m + 3 = 15, so m = 6 miles.</w:t>
-      </w:r>
-    </w:p>
-    <w:p>
-      <w:pPr>
-        <w:spacing w:after="40" w:before="0"/>
-      </w:pPr>
-      <w:r>
-        <w:rPr>
-          <w:b/>
-          <w:bCs/>
-        </w:rPr>
-        <w:t xml:space="preserve">6. A. x = 7</w:t>
+        <w:rPr>
+          <w:i/>
+          <w:iCs/>
+        </w:rPr>
+        <w:t xml:space="preserve">     Watch for: A common mistake in Equations and Inequalities Problem Solving is skipping the key idea: "'Equals' or 'exactly' points to an equation (=); 'at least, at most, more than, fewer than' points to an inequality." — always check your work against this rule before you submit.</w:t>
+      </w:r>
+    </w:p>
+    <w:p>
+      <w:pPr>
+        <w:spacing w:after="40" w:before="0"/>
+      </w:pPr>
+      <w:r>
+        <w:rPr>
+          <w:b/>
+          <w:bCs/>
+        </w:rPr>
+        <w:t xml:space="preserve">8. A. x ≤ 20</w:t>
+      </w:r>
+    </w:p>
+    <w:p>
+      <w:pPr>
+        <w:spacing w:after="20" w:before="0"/>
+      </w:pPr>
+      <w:r>
+        <w:t xml:space="preserve">     'At most 20' means 20 or fewer, so x ≤ 20.</w:t>
       </w:r>
     </w:p>
     <w:p>
@@ -1312,19 +1734,31 @@
         <w:spacing w:after="80" w:before="0"/>
       </w:pPr>
       <w:r>
-        <w:t xml:space="preserve">     28 ÷ 4 = 7 items.</w:t>
-      </w:r>
-    </w:p>
-    <w:p>
-      <w:pPr>
-        <w:spacing w:after="40" w:before="0"/>
-      </w:pPr>
-      <w:r>
-        <w:rPr>
-          <w:b/>
-          <w:bCs/>
-        </w:rPr>
-        <w:t xml:space="preserve">7. A. 8t ≤ 50</w:t>
+        <w:rPr>
+          <w:i/>
+          <w:iCs/>
+        </w:rPr>
+        <w:t xml:space="preserve">     Watch for: A common mistake in Equations and Inequalities Problem Solving is skipping the key idea: "'Equals' or 'exactly' points to an equation (=); 'at least, at most, more than, fewer than' points to an inequality." — always check your work against this rule before you submit.</w:t>
+      </w:r>
+    </w:p>
+    <w:p>
+      <w:pPr>
+        <w:spacing w:after="40" w:before="0"/>
+      </w:pPr>
+      <w:r>
+        <w:rPr>
+          <w:b/>
+          <w:bCs/>
+        </w:rPr>
+        <w:t xml:space="preserve">9. A. w = 12</w:t>
+      </w:r>
+    </w:p>
+    <w:p>
+      <w:pPr>
+        <w:spacing w:after="20" w:before="0"/>
+      </w:pPr>
+      <w:r>
+        <w:t xml:space="preserve">     Divide both sides by 5: w = 60 ÷ 5 = 12 pounds. Check: 5 × 12 = 60 ✓</w:t>
       </w:r>
     </w:p>
     <w:p>
@@ -1332,27 +1766,63 @@
         <w:spacing w:after="80" w:before="0"/>
       </w:pPr>
       <w:r>
-        <w:t xml:space="preserve">     Total spent must be 50 or less: 8t ≤ 50 (so t ≤ 6 whole tickets).</w:t>
-      </w:r>
-    </w:p>
-    <w:p>
-      <w:pPr>
-        <w:spacing w:after="40" w:before="0"/>
-      </w:pPr>
-      <w:r>
-        <w:rPr>
-          <w:b/>
-          <w:bCs/>
-        </w:rPr>
-        <w:t xml:space="preserve">8. A. x = 32</w:t>
-      </w:r>
-    </w:p>
-    <w:p>
-      <w:pPr>
-        <w:spacing w:after="80" w:before="0"/>
-      </w:pPr>
-      <w:r>
-        <w:t xml:space="preserve">     Add 12 to both sides: x = 32.</w:t>
+        <w:rPr>
+          <w:i/>
+          <w:iCs/>
+        </w:rPr>
+        <w:t xml:space="preserve">     Watch for: A common mistake in Equations and Inequalities Problem Solving is skipping the key idea: "'Equals' or 'exactly' points to an equation (=); 'at least, at most, more than, fewer than' points to an inequality." — always check your work against this rule before you submit.</w:t>
+      </w:r>
+    </w:p>
+    <w:p>
+      <w:pPr>
+        <w:spacing w:after="40" w:before="0"/>
+      </w:pPr>
+      <w:r>
+        <w:rPr>
+          <w:b/>
+          <w:bCs/>
+        </w:rPr>
+        <w:t xml:space="preserve">10. Matches:</w:t>
+      </w:r>
+    </w:p>
+    <w:p>
+      <w:pPr>
+        <w:spacing w:after="20" w:before="0"/>
+      </w:pPr>
+      <w:r>
+        <w:t xml:space="preserve">     The reward divided among 4 detectives gave each $50. → 4d = 200, so d = 50</w:t>
+      </w:r>
+    </w:p>
+    <w:p>
+      <w:pPr>
+        <w:spacing w:after="20" w:before="0"/>
+      </w:pPr>
+      <w:r>
+        <w:t xml:space="preserve">     A number of clues take away 7 leaves exactly 9. → c − 7 = 9, so c = 16</w:t>
+      </w:r>
+    </w:p>
+    <w:p>
+      <w:pPr>
+        <w:spacing w:after="20" w:before="0"/>
+      </w:pPr>
+      <w:r>
+        <w:t xml:space="preserve">     The patrol must last more than 8 hours. → h &gt; 8</w:t>
+      </w:r>
+    </w:p>
+    <w:p>
+      <w:pPr>
+        <w:spacing w:after="20" w:before="0"/>
+      </w:pPr>
+      <w:r>
+        <w:t xml:space="preserve">     The locker holds at least 25 files. → f ≥ 25</w:t>
+      </w:r>
+    </w:p>
+    <w:p>
+      <w:pPr>
+        <w:spacing w:after="40" w:before="0"/>
+      </w:pPr>
+      <w:r>
+        <w:t xml:space="preserve"/>
       </w:r>
     </w:p>
     <w:sectPr>

--- a/lessons/7-7/homework.docx
+++ b/lessons/7-7/homework.docx
@@ -444,7 +444,7 @@
                     </pic:cNvPicPr>
                   </pic:nvPicPr>
                   <pic:blipFill>
-                    <a:blip r:embed="rId12" cstate="none"/>
+                    <a:blip r:embed="rId9" cstate="none"/>
                     <a:srcRect/>
                     <a:stretch>
                       <a:fillRect/>
@@ -966,23 +966,31 @@
         <w:spacing w:after="40" w:before="0"/>
       </w:pPr>
       <w:r>
-        <w:t xml:space="preserve">   Step 1 (Read): A student is working on Equations and Inequalities Problem Solving.</w:t>
-      </w:r>
-    </w:p>
-    <w:p>
-      <w:pPr>
-        <w:spacing w:after="40" w:before="0"/>
-      </w:pPr>
-      <w:r>
-        <w:t xml:space="preserve">   Step 2 (Attempt): They ignored the rule: 'Equals' or 'exactly' points to an equation (=); 'at least, at most, more than, fewer than' points to an inequality.</w:t>
-      </w:r>
-    </w:p>
-    <w:p>
-      <w:pPr>
-        <w:spacing w:after="40" w:before="0"/>
-      </w:pPr>
-      <w:r>
-        <w:t xml:space="preserve">   Step 3 (Check): The answer does not match the math rule from class.</w:t>
+        <w:t xml:space="preserve">   Step 1 (Problem): Seven evidence lockers hold 84 case files in all, split equally. How many files per locker?</w:t>
+      </w:r>
+    </w:p>
+    <w:p>
+      <w:pPr>
+        <w:spacing w:after="40" w:before="0"/>
+      </w:pPr>
+      <w:r>
+        <w:t xml:space="preserve">   Step 2 (Model): 7f = 84</w:t>
+      </w:r>
+    </w:p>
+    <w:p>
+      <w:pPr>
+        <w:spacing w:after="40" w:before="0"/>
+      </w:pPr>
+      <w:r>
+        <w:t xml:space="preserve">   Step 3 (Solve): f = 84 − 7 = 77</w:t>
+      </w:r>
+    </w:p>
+    <w:p>
+      <w:pPr>
+        <w:spacing w:after="40" w:before="0"/>
+      </w:pPr>
+      <w:r>
+        <w:t xml:space="preserve">   Step 4 (Answer): 77 files per locker.</w:t>
       </w:r>
     </w:p>
     <w:p>
@@ -1486,7 +1494,7 @@
           <w:i/>
           <w:iCs/>
         </w:rPr>
-        <w:t xml:space="preserve">     Watch for: A common mistake in Equations and Inequalities Problem Solving is skipping the key idea: "'Equals' or 'exactly' points to an equation (=); 'at least, at most, more than, fewer than' points to an inequality." — always check your work against this rule before you submit.</w:t>
+        <w:t xml:space="preserve">     Watch for: A common mistake in Equations and Inequalities Problem Solving is matching the wrong model to a key phrase. For 'the getaway car held no more than 6 bags,' students often write the equation b = 6 instead of the inequality b ≤ 6, because they see one number and assume it must be exact. The same mistake happens in reverse: for 'the reward split equally among 5 people gave each $40,' students sometimes write the inequality 5p ≥ 40 instead of the equation 5p = 40, because 'split equally' sounds like it could mean a range. Before you submit, ask: does this phrase give one exact value (equation, =) or a limit/range (inequality, &lt;, &gt;, ≤, ≥)?</w:t>
       </w:r>
     </w:p>
     <w:p>
@@ -1518,7 +1526,7 @@
           <w:i/>
           <w:iCs/>
         </w:rPr>
-        <w:t xml:space="preserve">     Watch for: A common mistake in Equations and Inequalities Problem Solving is skipping the key idea: "'Equals' or 'exactly' points to an equation (=); 'at least, at most, more than, fewer than' points to an inequality." — always check your work against this rule before you submit.</w:t>
+        <w:t xml:space="preserve">     Watch for: A common mistake in Equations and Inequalities Problem Solving is matching the wrong model to a key phrase. For 'the getaway car held no more than 6 bags,' students often write the equation b = 6 instead of the inequality b ≤ 6, because they see one number and assume it must be exact. The same mistake happens in reverse: for 'the reward split equally among 5 people gave each $40,' students sometimes write the inequality 5p ≥ 40 instead of the equation 5p = 40, because 'split equally' sounds like it could mean a range. Before you submit, ask: does this phrase give one exact value (equation, =) or a limit/range (inequality, &lt;, &gt;, ≤, ≥)?</w:t>
       </w:r>
     </w:p>
     <w:p>
@@ -1578,7 +1586,7 @@
           <w:i/>
           <w:iCs/>
         </w:rPr>
-        <w:t xml:space="preserve">     Watch for: A common mistake in Equations and Inequalities Problem Solving is skipping the key idea: "'Equals' or 'exactly' points to an equation (=); 'at least, at most, more than, fewer than' points to an inequality." — always check your work against this rule before you submit.</w:t>
+        <w:t xml:space="preserve">     Watch for: A common mistake in Equations and Inequalities Problem Solving is matching the wrong model to a key phrase. For 'the getaway car held no more than 6 bags,' students often write the equation b = 6 instead of the inequality b ≤ 6, because they see one number and assume it must be exact. The same mistake happens in reverse: for 'the reward split equally among 5 people gave each $40,' students sometimes write the inequality 5p ≥ 40 instead of the equation 5p = 40, because 'split equally' sounds like it could mean a range. Before you submit, ask: does this phrase give one exact value (equation, =) or a limit/range (inequality, &lt;, &gt;, ≤, ≥)?</w:t>
       </w:r>
     </w:p>
     <w:p>
@@ -1598,7 +1606,7 @@
         <w:spacing w:after="20" w:before="0"/>
       </w:pPr>
       <w:r>
-        <w:t xml:space="preserve">     The mistake is in Step 2.</w:t>
+        <w:t xml:space="preserve">     The mistake is in Step 3.</w:t>
       </w:r>
     </w:p>
     <w:p>
@@ -1606,7 +1614,7 @@
         <w:spacing w:after="20" w:before="0"/>
       </w:pPr>
       <w:r>
-        <w:t xml:space="preserve">     Correct work: Follow the key idea: 'Equals' or 'exactly' points to an equation (=); 'at least, at most, more than, fewer than' points to an inequality.</w:t>
+        <w:t xml:space="preserve">     Correct work: The variable f is multiplied by 7, so you undo it by dividing both sides by 7 (the inverse operation), not by subtracting 7. 7f = 84 becomes f = 84 ÷ 7 = 12. So there are 12 files per locker. Check: 7 × 12 = 84 ✓</w:t>
       </w:r>
     </w:p>
     <w:p>
@@ -1706,7 +1714,7 @@
           <w:i/>
           <w:iCs/>
         </w:rPr>
-        <w:t xml:space="preserve">     Watch for: A common mistake in Equations and Inequalities Problem Solving is skipping the key idea: "'Equals' or 'exactly' points to an equation (=); 'at least, at most, more than, fewer than' points to an inequality." — always check your work against this rule before you submit.</w:t>
+        <w:t xml:space="preserve">     Watch for: A common mistake in Equations and Inequalities Problem Solving is matching the wrong model to a key phrase. For 'the getaway car held no more than 6 bags,' students often write the equation b = 6 instead of the inequality b ≤ 6, because they see one number and assume it must be exact. The same mistake happens in reverse: for 'the reward split equally among 5 people gave each $40,' students sometimes write the inequality 5p ≥ 40 instead of the equation 5p = 40, because 'split equally' sounds like it could mean a range. Before you submit, ask: does this phrase give one exact value (equation, =) or a limit/range (inequality, &lt;, &gt;, ≤, ≥)?</w:t>
       </w:r>
     </w:p>
     <w:p>
@@ -1738,7 +1746,7 @@
           <w:i/>
           <w:iCs/>
         </w:rPr>
-        <w:t xml:space="preserve">     Watch for: A common mistake in Equations and Inequalities Problem Solving is skipping the key idea: "'Equals' or 'exactly' points to an equation (=); 'at least, at most, more than, fewer than' points to an inequality." — always check your work against this rule before you submit.</w:t>
+        <w:t xml:space="preserve">     Watch for: A common mistake in Equations and Inequalities Problem Solving is matching the wrong model to a key phrase. For 'the getaway car held no more than 6 bags,' students often write the equation b = 6 instead of the inequality b ≤ 6, because they see one number and assume it must be exact. The same mistake happens in reverse: for 'the reward split equally among 5 people gave each $40,' students sometimes write the inequality 5p ≥ 40 instead of the equation 5p = 40, because 'split equally' sounds like it could mean a range. Before you submit, ask: does this phrase give one exact value (equation, =) or a limit/range (inequality, &lt;, &gt;, ≤, ≥)?</w:t>
       </w:r>
     </w:p>
     <w:p>
@@ -1770,7 +1778,7 @@
           <w:i/>
           <w:iCs/>
         </w:rPr>
-        <w:t xml:space="preserve">     Watch for: A common mistake in Equations and Inequalities Problem Solving is skipping the key idea: "'Equals' or 'exactly' points to an equation (=); 'at least, at most, more than, fewer than' points to an inequality." — always check your work against this rule before you submit.</w:t>
+        <w:t xml:space="preserve">     Watch for: A common mistake in Equations and Inequalities Problem Solving is matching the wrong model to a key phrase. For 'the getaway car held no more than 6 bags,' students often write the equation b = 6 instead of the inequality b ≤ 6, because they see one number and assume it must be exact. The same mistake happens in reverse: for 'the reward split equally among 5 people gave each $40,' students sometimes write the inequality 5p ≥ 40 instead of the equation 5p = 40, because 'split equally' sounds like it could mean a range. Before you submit, ask: does this phrase give one exact value (equation, =) or a limit/range (inequality, &lt;, &gt;, ≤, ≥)?</w:t>
       </w:r>
     </w:p>
     <w:p>
